--- a/QED Course/Lesson 26 Euler Lagrange Equations for Fields.docx
+++ b/QED Course/Lesson 26 Euler Lagrange Equations for Fields.docx
@@ -8,7 +8,7 @@
         <w:jc w:val="center"/>
       </w:pPr>
       <w:r>
-        <w:t>Euler Lagrange Equations for Fields</w:t>
+        <w:t>Euler–Lagrange Equations for Fields</w:t>
       </w:r>
     </w:p>
     <w:p>
@@ -58,7 +58,7 @@
     </w:p>
     <w:p>
       <w:pPr>
-        <w:pStyle w:val="Heading1"/>
+        <w:pStyle w:val="Heading2"/>
       </w:pPr>
       <w:r>
         <w:t>How to use this lesson</w:t>
@@ -71,12 +71,12 @@
     </w:p>
     <w:p>
       <w:r>
-        <w:t>Once the general equation is in hand it is applied in turn to each field. The scalar equation is the Klein Gordon equation of Lesson 17, the Dirac field gives the Dirac equation and its adjoint, and the electromagnetic field gives the inhomogeneous Maxwell equations. That a single Lagrangian density per field reproduces every equation of Parts II and III, and the Maxwell equations of Lesson 7, is the justification for the whole Lagrangian approach. The lesson closes with a solution of the sourced scalar equation that shows how a massive field mediates a force of finite range, an idea that returns in Lesson 45. Expect seven to nine focused hours.</w:t>
+        <w:t>Once the general equation is in hand it is applied in turn to each field. The scalar equation is the Klein–Gordon equation of Lesson 17, the Dirac field gives the Dirac equation and its adjoint, and the electromagnetic field gives the inhomogeneous Maxwell equations. That a single Lagrangian density per field reproduces every equation of Parts II and III, and the Maxwell equations of Lesson 7, is the justification for the whole Lagrangian approach. The lesson closes with a solution of the sourced scalar equation that shows how a massive field mediates a force of finite range, an idea that returns in Lesson 45. Expect seven to nine focused hours.</w:t>
       </w:r>
     </w:p>
     <w:p>
       <w:pPr>
-        <w:pStyle w:val="Heading2"/>
+        <w:pStyle w:val="Heading3"/>
       </w:pPr>
       <w:r>
         <w:t>Learning objectives</w:t>
@@ -87,7 +87,7 @@
         <w:pStyle w:val="ListBullet"/>
       </w:pPr>
       <w:r>
-        <w:t>Derive the Euler Lagrange equation for a field by varying the action and integrating by parts in four dimensions.</w:t>
+        <w:t>Derive the Euler–Lagrange equation for a field by varying the action and integrating by parts in four dimensions.</w:t>
       </w:r>
     </w:p>
     <w:p>
@@ -111,7 +111,7 @@
         <w:pStyle w:val="ListBullet"/>
       </w:pPr>
       <w:r>
-        <w:t>Derive the Klein Gordon equation, including the nonlinear case with a φ⁴ interaction.</w:t>
+        <w:t>Derive the Klein–Gordon equation, including the nonlinear case with a φ⁴ interaction.</w:t>
       </w:r>
     </w:p>
     <w:p>
@@ -143,12 +143,12 @@
         <w:pStyle w:val="ListBullet"/>
       </w:pPr>
       <w:r>
-        <w:t>Solve the static sourced Klein Gordon equation and relate the range of the resulting Yukawa potential to the mass of the field.</w:t>
+        <w:t>Solve the static sourced Klein–Gordon equation and relate the range of the resulting Yukawa potential to the mass of the field.</w:t>
       </w:r>
     </w:p>
     <w:p>
       <w:pPr>
-        <w:pStyle w:val="Heading2"/>
+        <w:pStyle w:val="Heading3"/>
       </w:pPr>
       <w:r>
         <w:t>Notation and conventions</w:t>
@@ -474,7 +474,7 @@
     </w:tbl>
     <w:p>
       <w:pPr>
-        <w:pStyle w:val="Heading1"/>
+        <w:pStyle w:val="Heading2"/>
       </w:pPr>
       <w:r>
         <w:t>1 The general equation</w:t>
@@ -482,7 +482,7 @@
     </w:p>
     <w:p>
       <w:pPr>
-        <w:pStyle w:val="Heading2"/>
+        <w:pStyle w:val="Heading3"/>
       </w:pPr>
       <w:r>
         <w:t>1.1 Varying the action</w:t>
@@ -600,7 +600,7 @@
     </w:p>
     <w:p>
       <w:pPr>
-        <w:pStyle w:val="Heading2"/>
+        <w:pStyle w:val="Heading3"/>
       </w:pPr>
       <w:r>
         <w:t>1.2 Integrating by parts</w:t>
@@ -959,7 +959,7 @@
     </w:p>
     <w:p>
       <w:pPr>
-        <w:pStyle w:val="Heading2"/>
+        <w:pStyle w:val="Heading3"/>
       </w:pPr>
       <w:r>
         <w:t>1.3 The field equation</w:t>
@@ -1058,25 +1058,26 @@
     </w:p>
     <w:p>
       <w:r>
-        <w:t>This is the Euler Lagrange equation for a field. When there are several fields φ_a, each can be varied independently, and there is one equation of this form for each of them, with ℒ depending on all the fields and their gradients. The equation is a covariant statement: if ℒ is a Lorentz scalar, both terms are scalars, so the field equation has the same form in every frame.</w:t>
+        <w:t>This is the Euler–Lagrange equation for a field. When there are several fields φ_a, each can be varied independently, and there is one equation of this form for each of them, with ℒ depending on all the fields and their gradients. The equation is a covariant statement: if ℒ is a Lorentz scalar, both terms are scalars, so the field equation has the same form in every frame.</w:t>
+      </w:r>
+    </w:p>
+    <w:p>
+      <w:r>
+        <w:rPr>
+          <w:b/>
+          <w:i/>
+        </w:rPr>
+        <w:t>Worked example 1</w:t>
+      </w:r>
+    </w:p>
+    <w:p>
+      <w:r>
+        <w:t>Show that the equation reduces to the particle equation of Lesson 5. Suppose the fields depend only on time, so that a single coordinate q(t) replaces φ(t, x) and ℒ becomes the ordinary Lagrangian L(q, q̇). Then the only nonzero derivative is ∂_0q = q̇, and the equation is ∂L/∂q − d/dt(∂L/∂q̇) = 0, the Euler–Lagrange equation of Lesson 5, Section 2.2. A particle is a field in zero space dimensions, and the general equation includes the mechanics of Part I as its simplest case.</w:t>
       </w:r>
     </w:p>
     <w:p>
       <w:pPr>
         <w:pStyle w:val="Heading3"/>
-      </w:pPr>
-      <w:r>
-        <w:t>Worked example 1</w:t>
-      </w:r>
-    </w:p>
-    <w:p>
-      <w:r>
-        <w:t>Show that the equation reduces to the particle equation of Lesson 5. Suppose the fields depend only on time, so that a single coordinate q(t) replaces φ(t, x) and ℒ becomes the ordinary Lagrangian L(q, q̇). Then the only nonzero derivative is ∂_0q = q̇, and the equation is ∂L/∂q − d/dt(∂L/∂q̇) = 0, the Euler Lagrange equation of Lesson 5, Section 2.2. A particle is a field in zero space dimensions, and the general equation includes the mechanics of Part I as its simplest case.</w:t>
-      </w:r>
-    </w:p>
-    <w:p>
-      <w:pPr>
-        <w:pStyle w:val="Heading2"/>
       </w:pPr>
       <w:r>
         <w:t>1.4 Index conventions</w:t>
@@ -1089,7 +1090,7 @@
     </w:p>
     <w:p>
       <w:pPr>
-        <w:pStyle w:val="Heading1"/>
+        <w:pStyle w:val="Heading2"/>
       </w:pPr>
       <w:r>
         <w:t>2 The scalar field</w:t>
@@ -1097,10 +1098,10 @@
     </w:p>
     <w:p>
       <w:pPr>
-        <w:pStyle w:val="Heading2"/>
+        <w:pStyle w:val="Heading3"/>
       </w:pPr>
       <w:r>
-        <w:t>2.1 The Klein Gordon equation</w:t>
+        <w:t>2.1 The Klein–Gordon equation</w:t>
       </w:r>
     </w:p>
     <w:p>
@@ -1318,7 +1319,7 @@
     </w:p>
     <w:p>
       <w:r>
-        <w:t>Then ∂_μ[∂ℒ/∂(∂_μφ)] = ∂_μ∂^μφ = □φ, and the Euler Lagrange equation reads −m²φ − □φ = 0, that is</w:t>
+        <w:t>Then ∂_μ[∂ℒ/∂(∂_μφ)] = ∂_μ∂^μφ = □φ, and the Euler–Lagrange equation reads −m²φ − □φ = 0, that is</w:t>
       </w:r>
     </w:p>
     <w:p>
@@ -1368,12 +1369,12 @@
     </w:p>
     <w:p>
       <w:r>
-        <w:t>the Klein Gordon equation. In components, ∂ℒ/∂φ̇ = φ̇ and ∂ℒ/∂(∂ᵢφ) = −∂ᵢφ, so the equation is −m²φ − φ̈ + ∇²φ = 0, the same equation, confirming the index bookkeeping. The equation that in Lesson 17 was postulated by the operator substitution E → i∂_t, p → −i∇ now follows from a variational principle.</w:t>
+        <w:t>the Klein–Gordon equation. In components, ∂ℒ/∂φ̇ = φ̇ and ∂ℒ/∂(∂ᵢφ) = −∂ᵢφ, so the equation is −m²φ − φ̈ + ∇²φ = 0, the same equation, confirming the index bookkeeping. The equation that in Lesson 17 was postulated by the operator substitution E → i∂_t, p → −i∇ now follows from a variational principle.</w:t>
       </w:r>
     </w:p>
     <w:p>
       <w:pPr>
-        <w:pStyle w:val="Heading2"/>
+        <w:pStyle w:val="Heading3"/>
       </w:pPr>
       <w:r>
         <w:t>2.2 The complex field</w:t>
@@ -1381,57 +1382,12 @@
     </w:p>
     <w:p>
       <w:r>
-        <w:t>For ℒ = ∂_μφ</w:t>
-      </w:r>
-      <w:r>
-        <w:rPr>
-          <w:i/>
-        </w:rPr>
-        <w:t>∂^μφ − m²φ</w:t>
-      </w:r>
-      <w:r>
-        <w:t>φ, write φ = a + ib with a and b real, so that varying the real and imaginary parts independently is equivalent to varying φ and φ</w:t>
-      </w:r>
-      <w:r>
-        <w:rPr>
-          <w:i/>
-        </w:rPr>
-        <w:t xml:space="preserve"> independently (the combinations δφ = δa + iδb and δφ</w:t>
-      </w:r>
-      <w:r>
-        <w:t xml:space="preserve"> = δa − iδb span the same space). Varying φ</w:t>
-      </w:r>
-      <w:r>
-        <w:rPr>
-          <w:i/>
-        </w:rPr>
-        <w:t xml:space="preserve"> gives ∂ℒ/∂φ</w:t>
-      </w:r>
-      <w:r>
-        <w:t xml:space="preserve"> = −m²φ and ∂ℒ/∂(∂_μφ</w:t>
-      </w:r>
-      <w:r>
-        <w:rPr>
-          <w:i/>
-        </w:rPr>
-        <w:t>) = ∂^μφ, so the Euler Lagrange equation is (□ + m²)φ = 0. Varying φ gives ∂ℒ/∂φ = −m²φ</w:t>
-      </w:r>
-      <w:r>
-        <w:t xml:space="preserve"> and ∂ℒ/∂(∂_μφ) = ∂^μφ</w:t>
-      </w:r>
-      <w:r>
-        <w:rPr>
-          <w:i/>
-        </w:rPr>
-        <w:t>, so (□ + m²)φ</w:t>
-      </w:r>
-      <w:r>
-        <w:t xml:space="preserve"> = 0. Both the field and its conjugate obey the Klein Gordon equation, consistent with the treatment of Lesson 17. The trick of treating φ and φ* as independent is the field-theoretic counterpart of treating q and p as independent in Lesson 6.</w:t>
+        <w:t>For ℒ = ∂_μφ*∂^μφ − m²φ*φ, write φ = a + ib with a and b real, so that varying the real and imaginary parts independently is equivalent to varying φ and φ* independently (the combinations δφ = δa + iδb and δφ* = δa − iδb span the same space). Varying φ* gives ∂ℒ/∂φ* = −m²φ and ∂ℒ/∂(∂_μφ*) = ∂^μφ, so the Euler–Lagrange equation is (□ + m²)φ = 0. Varying φ gives ∂ℒ/∂φ = −m²φ* and ∂ℒ/∂(∂_μφ) = ∂^μφ*, so (□ + m²)φ* = 0. Both the field and its conjugate obey the Klein–Gordon equation, consistent with the treatment of Lesson 17. The trick of treating φ and φ* as independent is the field-theoretic counterpart of treating q and p as independent in Lesson 6.</w:t>
       </w:r>
     </w:p>
     <w:p>
       <w:pPr>
-        <w:pStyle w:val="Heading2"/>
+        <w:pStyle w:val="Heading3"/>
       </w:pPr>
       <w:r>
         <w:t>2.3 An interaction makes the equation nonlinear</w:t>
@@ -1520,10 +1476,11 @@
       </w:r>
     </w:p>
     <w:p>
-      <w:pPr>
-        <w:pStyle w:val="Heading3"/>
-      </w:pPr>
       <w:r>
+        <w:rPr>
+          <w:b/>
+          <w:i/>
+        </w:rPr>
         <w:t>Worked example 2</w:t>
       </w:r>
     </w:p>
@@ -1534,7 +1491,7 @@
     </w:p>
     <w:p>
       <w:pPr>
-        <w:pStyle w:val="Heading1"/>
+        <w:pStyle w:val="Heading2"/>
       </w:pPr>
       <w:r>
         <w:t>3 The Dirac field</w:t>
@@ -1542,7 +1499,7 @@
     </w:p>
     <w:p>
       <w:pPr>
-        <w:pStyle w:val="Heading2"/>
+        <w:pStyle w:val="Heading3"/>
       </w:pPr>
       <w:r>
         <w:t>3.1 Varying ψ̄</w:t>
@@ -1550,7 +1507,7 @@
     </w:p>
     <w:p>
       <w:r>
-        <w:t>Treat ψ and ψ̄ as independent fields, as for φ and φ* above. The Dirac Lagrangian density ℒ = ψ̄(iγ^μ∂_μ − m)ψ contains no derivative of ψ̄, so ∂ℒ/∂(∂_μψ̄) = 0 and ∂ℒ/∂ψ̄ = (iγ^μ∂_μ − m)ψ. The Euler Lagrange equation for ψ̄ is therefore</w:t>
+        <w:t>Treat ψ and ψ̄ as independent fields, as for φ and φ* above. The Dirac Lagrangian density ℒ = ψ̄(iγ^μ∂_μ − m)ψ contains no derivative of ψ̄, so ∂ℒ/∂(∂_μψ̄) = 0 and ∂ℒ/∂ψ̄ = (iγ^μ∂_μ − m)ψ. The Euler–Lagrange equation for ψ̄ is therefore</w:t>
       </w:r>
     </w:p>
     <w:p>
@@ -1617,7 +1574,7 @@
     </w:p>
     <w:p>
       <w:pPr>
-        <w:pStyle w:val="Heading2"/>
+        <w:pStyle w:val="Heading3"/>
       </w:pPr>
       <w:r>
         <w:t>3.2 Varying ψ</w:t>
@@ -1625,7 +1582,7 @@
     </w:p>
     <w:p>
       <w:r>
-        <w:t>Writing the Lagrangian density as ℒ = iψ̄γ^μ∂_μψ − mψ̄ψ, the derivatives with respect to ψ are ∂ℒ/∂ψ = −mψ̄ and ∂ℒ/∂(∂_μψ) = iψ̄γ^μ, with the matrix index of γ^μ contracted with the row index of ψ̄. The Euler Lagrange equation for ψ is −mψ̄ − ∂_μ(iψ̄γ^μ) = 0, that is</w:t>
+        <w:t>Writing the Lagrangian density as ℒ = iψ̄γ^μ∂_μψ − mψ̄ψ, the derivatives with respect to ψ are ∂ℒ/∂ψ = −mψ̄ and ∂ℒ/∂(∂_μψ) = iψ̄γ^μ, with the matrix index of γ^μ contracted with the row index of ψ̄. The Euler–Lagrange equation for ψ is −mψ̄ − ∂_μ(iψ̄γ^μ) = 0, that is</w:t>
       </w:r>
     </w:p>
     <w:p>
@@ -1706,10 +1663,11 @@
       </w:r>
     </w:p>
     <w:p>
-      <w:pPr>
-        <w:pStyle w:val="Heading3"/>
-      </w:pPr>
       <w:r>
+        <w:rPr>
+          <w:b/>
+          <w:i/>
+        </w:rPr>
         <w:t>Worked example 3</w:t>
       </w:r>
     </w:p>
@@ -1720,7 +1678,7 @@
     </w:p>
     <w:p>
       <w:pPr>
-        <w:pStyle w:val="Heading1"/>
+        <w:pStyle w:val="Heading2"/>
       </w:pPr>
       <w:r>
         <w:t>4 The electromagnetic field</w:t>
@@ -1728,7 +1686,7 @@
     </w:p>
     <w:p>
       <w:pPr>
-        <w:pStyle w:val="Heading2"/>
+        <w:pStyle w:val="Heading3"/>
       </w:pPr>
       <w:r>
         <w:t>4.1 Differentiating the field tensor</w:t>
@@ -1850,7 +1808,7 @@
     </w:p>
     <w:p>
       <w:pPr>
-        <w:pStyle w:val="Heading2"/>
+        <w:pStyle w:val="Heading3"/>
       </w:pPr>
       <w:r>
         <w:t>4.2 The Maxwell equations</w:t>
@@ -1858,7 +1816,7 @@
     </w:p>
     <w:p>
       <w:r>
-        <w:t>The Euler Lagrange equation for A_ν is ∂ℒ/∂A_ν − ∂_μ[∂ℒ/∂(∂_μA_ν)] = 0, that is −j^ν + ∂_μF^(μν) = 0.</w:t>
+        <w:t>The Euler–Lagrange equation for A_ν is ∂ℒ/∂A_ν − ∂_μ[∂ℒ/∂(∂_μA_ν)] = 0, that is −j^ν + ∂_μF^(μν) = 0.</w:t>
       </w:r>
     </w:p>
     <w:p>
@@ -1919,16 +1877,17 @@
       </w:r>
     </w:p>
     <w:p>
-      <w:pPr>
-        <w:pStyle w:val="Heading3"/>
-      </w:pPr>
       <w:r>
+        <w:rPr>
+          <w:b/>
+          <w:i/>
+        </w:rPr>
         <w:t>Worked example 4</w:t>
       </w:r>
     </w:p>
     <w:p>
       <w:r>
-        <w:t>Verify that the ν = 0 component of ∂_μF^(μν) = j^ν is Gauss's law. With F₀ᵢ = Eᵢ (Lesson 8, Section 7.2) and F^(0i) = −Eᵢ, F^(i0) = +Eᵢ. Since F^(00) = 0, ∂_μF^(μ0) = ∂ᵢF^(i0) = ∂ᵢEᵢ = ∇·E, and the equation reads ∇·E = j⁰ = ρ, Gauss's law in Heaviside Lorentz units (Lesson 7, Section 7.1).</w:t>
+        <w:t>Verify that the ν = 0 component of ∂_μF^(μν) = j^ν is Gauss's law. With F₀ᵢ = Eᵢ (Lesson 8, Section 7.2) and F^(0i) = −Eᵢ, F^(i0) = +Eᵢ. Since F^(00) = 0, ∂_μF^(μ0) = ∂ᵢF^(i0) = ∂ᵢEᵢ = ∇·E, and the equation reads ∇·E = j⁰ = ρ, Gauss's law in Heaviside–Lorentz units (Lesson 7, Section 7.1).</w:t>
       </w:r>
     </w:p>
     <w:p>
@@ -1938,7 +1897,7 @@
     </w:p>
     <w:p>
       <w:pPr>
-        <w:pStyle w:val="Heading2"/>
+        <w:pStyle w:val="Heading3"/>
       </w:pPr>
       <w:r>
         <w:t>4.3 Current conservation follows</w:t>
@@ -1998,10 +1957,11 @@
       </w:r>
     </w:p>
     <w:p>
-      <w:pPr>
-        <w:pStyle w:val="Heading3"/>
-      </w:pPr>
       <w:r>
+        <w:rPr>
+          <w:b/>
+          <w:i/>
+        </w:rPr>
         <w:t>Worked example 5</w:t>
       </w:r>
     </w:p>
@@ -2012,7 +1972,7 @@
     </w:p>
     <w:p>
       <w:pPr>
-        <w:pStyle w:val="Heading1"/>
+        <w:pStyle w:val="Heading2"/>
       </w:pPr>
       <w:r>
         <w:t>5 Hamilton's equations for a field</w:t>
@@ -2020,7 +1980,7 @@
     </w:p>
     <w:p>
       <w:pPr>
-        <w:pStyle w:val="Heading2"/>
+        <w:pStyle w:val="Heading3"/>
       </w:pPr>
       <w:r>
         <w:t>5.1 Functional derivatives</w:t>
@@ -2207,7 +2167,7 @@
     </w:p>
     <w:p>
       <w:pPr>
-        <w:pStyle w:val="Heading2"/>
+        <w:pStyle w:val="Heading3"/>
       </w:pPr>
       <w:r>
         <w:t>5.2 The scalar field</w:t>
@@ -2215,12 +2175,12 @@
     </w:p>
     <w:p>
       <w:r>
-        <w:t>For ℋ = (1/2)π² + (1/2)(∇φ)² + (1/2)m²φ², δH/δπ = π and δH/δφ = m²φ − ∇²φ, so Hamilton's equations are φ̇ = π and π̇ = ∇²φ − m²φ. Differentiating the first and substituting the second gives φ̈ = ∇²φ − m²φ, that is (□ + m²)φ = 0, the Klein Gordon equation once more, this time from the Hamiltonian formulation (Exercise 12). The pair of equations, each first order in time, is the field version of q̇ = p/m, ṗ = −mω²q for the oscillator of Lesson 6, and it is the starting point for the canonical quantization of Lesson 32, where φ and π become operators with a commutator playing the role of the Poisson bracket.</w:t>
+        <w:t>For ℋ = (1/2)π² + (1/2)(∇φ)² + (1/2)m²φ², δH/δπ = π and δH/δφ = m²φ − ∇²φ, so Hamilton's equations are φ̇ = π and π̇ = ∇²φ − m²φ. Differentiating the first and substituting the second gives φ̈ = ∇²φ − m²φ, that is (□ + m²)φ = 0, the Klein–Gordon equation once more, this time from the Hamiltonian formulation (Exercise 12). The pair of equations, each first order in time, is the field version of q̇ = p/m, ṗ = −mω²q for the oscillator of Lesson 6, and it is the starting point for the canonical quantization of Lesson 32, where φ and π become operators with a commutator playing the role of the Poisson bracket.</w:t>
       </w:r>
     </w:p>
     <w:p>
       <w:pPr>
-        <w:pStyle w:val="Heading1"/>
+        <w:pStyle w:val="Heading2"/>
       </w:pPr>
       <w:r>
         <w:t>6 A sourced field and the range of a force</w:t>
@@ -2228,7 +2188,7 @@
     </w:p>
     <w:p>
       <w:pPr>
-        <w:pStyle w:val="Heading2"/>
+        <w:pStyle w:val="Heading3"/>
       </w:pPr>
       <w:r>
         <w:t>6.1 The static equation</w:t>
@@ -2236,7 +2196,7 @@
     </w:p>
     <w:p>
       <w:r>
-        <w:t>Add a source to the scalar Lagrangian density, ℒ = (1/2)∂_μφ∂^μφ − (1/2)m²φ² + Jφ. The Euler Lagrange equation is (□ + m²)φ = J. For a time-independent source and a static solution, □ = −∇², so</w:t>
+        <w:t>Add a source to the scalar Lagrangian density, ℒ = (1/2)∂_μφ∂^μφ − (1/2)m²φ² + Jφ. The Euler–Lagrange equation is (□ + m²)φ = J. For a time-independent source and a static solution, □ = −∇², so</w:t>
       </w:r>
     </w:p>
     <w:p>
@@ -2378,7 +2338,7 @@
     </w:p>
     <w:p>
       <w:pPr>
-        <w:pStyle w:val="Heading2"/>
+        <w:pStyle w:val="Heading3"/>
       </w:pPr>
       <w:r>
         <w:t>6.2 Range of the force</w:t>
@@ -2390,10 +2350,11 @@
       </w:r>
     </w:p>
     <w:p>
-      <w:pPr>
-        <w:pStyle w:val="Heading3"/>
-      </w:pPr>
       <w:r>
+        <w:rPr>
+          <w:b/>
+          <w:i/>
+        </w:rPr>
         <w:t>Worked example 6</w:t>
       </w:r>
     </w:p>
@@ -2404,7 +2365,7 @@
     </w:p>
     <w:p>
       <w:pPr>
-        <w:pStyle w:val="Heading1"/>
+        <w:pStyle w:val="Heading2"/>
       </w:pPr>
       <w:r>
         <w:t>7 Connections to QED</w:t>
@@ -2442,7 +2403,7 @@
                 <w:b/>
                 <w:color w:val="FFFFFF"/>
               </w:rPr>
-              <w:t>Euler Lagrange idea</w:t>
+              <w:t>Euler–Lagrange idea</w:t>
             </w:r>
           </w:p>
         </w:tc>
@@ -2520,7 +2481,7 @@
           </w:tcPr>
           <w:p>
             <w:r>
-              <w:t>Klein Gordon equation from the scalar Lagrangian density</w:t>
+              <w:t>Klein–Gordon equation from the scalar Lagrangian density</w:t>
             </w:r>
           </w:p>
         </w:tc>
@@ -2768,12 +2729,12 @@
     </w:tbl>
     <w:p>
       <w:r>
-        <w:t>The Euler Lagrange equations of this lesson are classical field equations. In QED they hold as operator equations for the quantized fields, which is why the classical analysis of Parts III and IV is not merely preparation but is the content of the free theory. The nonlinear terms, the products of different fields at one point, are what remain to be treated by perturbation theory in Parts VII and IX.</w:t>
+        <w:t>The Euler–Lagrange equations of this lesson are classical field equations. In QED they hold as operator equations for the quantized fields, which is why the classical analysis of Parts III and IV is not merely preparation but is the content of the free theory. The nonlinear terms, the products of different fields at one point, are what remain to be treated by perturbation theory in Parts VII and IX.</w:t>
       </w:r>
     </w:p>
     <w:p>
       <w:pPr>
-        <w:pStyle w:val="Heading1"/>
+        <w:pStyle w:val="Heading2"/>
       </w:pPr>
       <w:r>
         <w:t>8 Summary</w:t>
@@ -2800,7 +2761,7 @@
         </w:numPr>
       </w:pPr>
       <w:r>
-        <w:t>For a field depending only on time the equation reduces to the particle Euler Lagrange equation of Lesson 5.</w:t>
+        <w:t>For a field depending only on time the equation reduces to the particle Euler–Lagrange equation of Lesson 5.</w:t>
       </w:r>
     </w:p>
     <w:p>
@@ -2812,7 +2773,7 @@
         </w:numPr>
       </w:pPr>
       <w:r>
-        <w:t>The scalar Lagrangian density gives the Klein Gordon equation; a φ⁴ term makes the equation nonlinear and superposition fails.</w:t>
+        <w:t>The scalar Lagrangian density gives the Klein–Gordon equation; a φ⁴ term makes the equation nonlinear and superposition fails.</w:t>
       </w:r>
     </w:p>
     <w:p>
@@ -2824,7 +2785,7 @@
         </w:numPr>
       </w:pPr>
       <w:r>
-        <w:t>A complex field and its conjugate are varied independently and each obeys the Klein Gordon equation.</w:t>
+        <w:t>A complex field and its conjugate are varied independently and each obeys the Klein–Gordon equation.</w:t>
       </w:r>
     </w:p>
     <w:p>
@@ -2860,7 +2821,7 @@
         </w:numPr>
       </w:pPr>
       <w:r>
-        <w:t>Hamilton's equations for a field, φ̇ = δH/δπ and π̇ = −δH/δφ, reproduce the Klein Gordon equation.</w:t>
+        <w:t>Hamilton's equations for a field, φ̇ = δH/δπ and π̇ = −δH/δφ, reproduce the Klein–Gordon equation.</w:t>
       </w:r>
     </w:p>
     <w:p>
@@ -2877,7 +2838,7 @@
     </w:p>
     <w:p>
       <w:pPr>
-        <w:pStyle w:val="Heading1"/>
+        <w:pStyle w:val="Heading2"/>
       </w:pPr>
       <w:r>
         <w:t>Exercises</w:t>
@@ -2973,7 +2934,7 @@
           </w:tcPr>
           <w:p>
             <w:r>
-              <w:t>Derive the Euler Lagrange equation for a field from δS = 0, identifying the boundary term that is discarded and the condition on δφ that allows it to be discarded.</w:t>
+              <w:t>Derive the Euler–Lagrange equation for a field from δS = 0, identifying the boundary term that is discarded and the condition on δφ that allows it to be discarded.</w:t>
             </w:r>
           </w:p>
         </w:tc>
@@ -3047,7 +3008,7 @@
           </w:tcPr>
           <w:p>
             <w:r>
-              <w:t>For the real scalar field, write ℒ = (1/2)φ̇² − (1/2)(∂ᵢφ)² − (1/2)m²φ² and evaluate ∂ℒ/∂φ̇ and ∂ℒ/∂(∂ᵢφ), then obtain the Klein Gordon equation from the component form of the Euler Lagrange equation.</w:t>
+              <w:t>For the real scalar field, write ℒ = (1/2)φ̇² − (1/2)(∂ᵢφ)² − (1/2)m²φ² and evaluate ∂ℒ/∂φ̇ and ∂ℒ/∂(∂ᵢφ), then obtain the Klein–Gordon equation from the component form of the Euler–Lagrange equation.</w:t>
             </w:r>
           </w:p>
         </w:tc>
@@ -3121,16 +3082,7 @@
           </w:tcPr>
           <w:p>
             <w:r>
-              <w:t>For the complex scalar field, derive the equations for φ and φ</w:t>
-            </w:r>
-            <w:r>
-              <w:rPr>
-                <w:i/>
-              </w:rPr>
-              <w:t xml:space="preserve"> by varying φ</w:t>
-            </w:r>
-            <w:r>
-              <w:t xml:space="preserve"> and φ respectively, and explain why the two variations are independent.</w:t>
+              <w:t>For the complex scalar field, derive the equations for φ and φ* by varying φ* and φ respectively, and explain why the two variations are independent.</w:t>
             </w:r>
           </w:p>
         </w:tc>
@@ -3390,7 +3342,7 @@
           </w:tcPr>
           <w:p>
             <w:r>
-              <w:t>For the scalar Hamiltonian density, compute δH/δφ and δH/δπ, write Hamilton's equations, and eliminate π to recover the Klein Gordon equation.</w:t>
+              <w:t>For the scalar Hamiltonian density, compute δH/δφ and δH/δπ, write Hamilton's equations, and eliminate π to recover the Klein–Gordon equation.</w:t>
             </w:r>
           </w:p>
         </w:tc>
@@ -3546,7 +3498,7 @@
     </w:tbl>
     <w:p>
       <w:pPr>
-        <w:pStyle w:val="Heading1"/>
+        <w:pStyle w:val="Heading2"/>
       </w:pPr>
       <w:r>
         <w:t>Solutions</w:t>
@@ -3619,43 +3571,7 @@
         <w:t xml:space="preserve"> </w:t>
       </w:r>
       <w:r>
-        <w:t>Write φ = a + ib. An arbitrary variation is δφ = δa + iδb with δa and δb independent real functions, and δφ</w:t>
-      </w:r>
-      <w:r>
-        <w:rPr>
-          <w:i/>
-        </w:rPr>
-        <w:t xml:space="preserve"> = δa − iδb. Requiring δS = 0 for independent δa and δb is equivalent to requiring the coefficients of δφ and δφ</w:t>
-      </w:r>
-      <w:r>
-        <w:t xml:space="preserve"> to vanish separately. Varying φ</w:t>
-      </w:r>
-      <w:r>
-        <w:rPr>
-          <w:i/>
-        </w:rPr>
-        <w:t>: ∂ℒ/∂φ</w:t>
-      </w:r>
-      <w:r>
-        <w:t xml:space="preserve"> = −m²φ and ∂ℒ/∂(∂_μφ</w:t>
-      </w:r>
-      <w:r>
-        <w:rPr>
-          <w:i/>
-        </w:rPr>
-        <w:t>) = ∂^μφ, so (□ + m²)φ = 0. Varying φ: ∂ℒ/∂φ = −m²φ</w:t>
-      </w:r>
-      <w:r>
-        <w:t xml:space="preserve"> and ∂ℒ/∂(∂_μφ) = ∂^μφ</w:t>
-      </w:r>
-      <w:r>
-        <w:rPr>
-          <w:i/>
-        </w:rPr>
-        <w:t>, so (□ + m²)φ</w:t>
-      </w:r>
-      <w:r>
-        <w:t xml:space="preserve"> = 0.</w:t>
+        <w:t>Write φ = a + ib. An arbitrary variation is δφ = δa + iδb with δa and δb independent real functions, and δφ* = δa − iδb. Requiring δS = 0 for independent δa and δb is equivalent to requiring the coefficients of δφ and δφ* to vanish separately. Varying φ*: ∂ℒ/∂φ* = −m²φ and ∂ℒ/∂(∂_μφ*) = ∂^μφ, so (□ + m²)φ = 0. Varying φ: ∂ℒ/∂φ = −m²φ* and ∂ℒ/∂(∂_μφ) = ∂^μφ*, so (□ + m²)φ* = 0.</w:t>
       </w:r>
     </w:p>
     <w:p>
@@ -3814,7 +3730,7 @@
     </w:p>
     <w:p>
       <w:pPr>
-        <w:pStyle w:val="Heading1"/>
+        <w:pStyle w:val="Heading2"/>
       </w:pPr>
       <w:r>
         <w:t>Mastery checklist</w:t>
@@ -3825,7 +3741,7 @@
         <w:pStyle w:val="ListBullet"/>
       </w:pPr>
       <w:r>
-        <w:t>I can derive the Euler Lagrange equation for a field by varying the action and integrating by parts, stating why the boundary term vanishes.</w:t>
+        <w:t>I can derive the Euler–Lagrange equation for a field by varying the action and integrating by parts, stating why the boundary term vanishes.</w:t>
       </w:r>
     </w:p>
     <w:p>
@@ -3841,7 +3757,7 @@
         <w:pStyle w:val="ListBullet"/>
       </w:pPr>
       <w:r>
-        <w:t>I can derive the Klein Gordon equation, including the nonlinear case with a φ⁴ term.</w:t>
+        <w:t>I can derive the Klein–Gordon equation, including the nonlinear case with a φ⁴ term.</w:t>
       </w:r>
     </w:p>
     <w:p>
@@ -3881,12 +3797,12 @@
         <w:pStyle w:val="ListBullet"/>
       </w:pPr>
       <w:r>
-        <w:t>I can solve the static sourced Klein Gordon equation and relate the range of the Yukawa potential to the mass of the field.</w:t>
+        <w:t>I can solve the static sourced Klein–Gordon equation and relate the range of the Yukawa potential to the mass of the field.</w:t>
       </w:r>
     </w:p>
     <w:p>
       <w:pPr>
-        <w:pStyle w:val="Heading1"/>
+        <w:pStyle w:val="Heading2"/>
       </w:pPr>
       <w:r>
         <w:t>Next lesson</w:t>
